--- a/examples/template.docx
+++ b/examples/template.docx
@@ -48,23 +48,7 @@
         <w:rPr>
           <w:rFonts w:hint="eastAsia"/>
         </w:rPr>
-        <w:t>部门: {{</w:t>
-      </w:r>
-      <w:proofErr w:type="spellStart"/>
-      <w:proofErr w:type="gramStart"/>
-      <w:r>
-        <w:rPr>
-          <w:rFonts w:hint="eastAsia"/>
-        </w:rPr>
-        <w:t>employee.department</w:t>
-      </w:r>
-      <w:proofErr w:type="spellEnd"/>
-      <w:proofErr w:type="gramEnd"/>
-      <w:r>
-        <w:rPr>
-          <w:rFonts w:hint="eastAsia"/>
-        </w:rPr>
-        <w:t>}}</w:t>
+        <w:t>部门: {{employee.department}}</w:t>
       </w:r>
     </w:p>
     <w:p>
@@ -77,29 +61,7 @@
         <w:rPr>
           <w:rFonts w:hint="eastAsia"/>
         </w:rPr>
-        <w:t>入职日期: {{</w:t>
-      </w:r>
-      <w:proofErr w:type="spellStart"/>
-      <w:proofErr w:type="gramStart"/>
-      <w:r>
-        <w:rPr>
-          <w:rFonts w:hint="eastAsia"/>
-        </w:rPr>
-        <w:t>employee.hire</w:t>
-      </w:r>
-      <w:proofErr w:type="gramEnd"/>
-      <w:r>
-        <w:rPr>
-          <w:rFonts w:hint="eastAsia"/>
-        </w:rPr>
-        <w:t>_date</w:t>
-      </w:r>
-      <w:proofErr w:type="spellEnd"/>
-      <w:r>
-        <w:rPr>
-          <w:rFonts w:hint="eastAsia"/>
-        </w:rPr>
-        <w:t>}}</w:t>
+        <w:t>入职日期: {{employee.hire_date}}</w:t>
       </w:r>
     </w:p>
     <w:p>
@@ -132,29 +94,14 @@
         <w:rPr>
           <w:rFonts w:hint="eastAsia"/>
         </w:rPr>
-        <w:t xml:space="preserve">{{#each </w:t>
-      </w:r>
-      <w:proofErr w:type="gramStart"/>
-      <w:r>
-        <w:rPr>
-          <w:rFonts w:hint="eastAsia"/>
-        </w:rPr>
-        <w:t>proj</w:t>
+        <w:t>{{#each proj</w:t>
       </w:r>
       <w:r>
         <w:rPr>
           <w:rFonts w:hint="eastAsia"/>
           <w:color w:val="4EA72E" w:themeColor="accent6"/>
         </w:rPr>
-        <w:t>ects</w:t>
-      </w:r>
-      <w:proofErr w:type="gramEnd"/>
-      <w:r>
-        <w:rPr>
-          <w:rFonts w:hint="eastAsia"/>
-          <w:color w:val="4EA72E" w:themeColor="accent6"/>
-        </w:rPr>
-        <w:t>}</w:t>
+        <w:t>ects}</w:t>
       </w:r>
       <w:r>
         <w:rPr>
@@ -173,21 +120,7 @@
         <w:rPr>
           <w:rFonts w:hint="eastAsia"/>
         </w:rPr>
-        <w:t>- {{name}}: {{description}} ({{status}</w:t>
-      </w:r>
-      <w:proofErr w:type="gramStart"/>
-      <w:r>
-        <w:rPr>
-          <w:rFonts w:hint="eastAsia"/>
-        </w:rPr>
-        <w:t>}){</w:t>
-      </w:r>
-      <w:proofErr w:type="gramEnd"/>
-      <w:r>
-        <w:rPr>
-          <w:rFonts w:hint="eastAsia"/>
-        </w:rPr>
-        <w:t>{/each}}</w:t>
+        <w:t>- {{name}}: {{description}} ({{status}}){{/each}}</w:t>
       </w:r>
     </w:p>
     <w:p>
@@ -204,12 +137,12 @@
         <w:tblLook w:val="04A0" w:firstRow="1" w:lastRow="0" w:firstColumn="1" w:lastColumn="0" w:noHBand="0" w:noVBand="1"/>
       </w:tblPr>
       <w:tblGrid>
-        <w:gridCol w:w="1382"/>
-        <w:gridCol w:w="1382"/>
-        <w:gridCol w:w="1383"/>
-        <w:gridCol w:w="1383"/>
-        <w:gridCol w:w="1383"/>
-        <w:gridCol w:w="1383"/>
+        <w:gridCol w:w="2014"/>
+        <w:gridCol w:w="1459"/>
+        <w:gridCol w:w="1205"/>
+        <w:gridCol w:w="1206"/>
+        <w:gridCol w:w="1206"/>
+        <w:gridCol w:w="1206"/>
       </w:tblGrid>
       <w:tr>
         <w:tc>
@@ -316,10 +249,42 @@
           </w:tcPr>
           <w:p>
             <w:pPr>
+              <w:ind w:left="210" w:hangingChars="100" w:hanging="210"/>
               <w:rPr>
                 <w:rFonts w:hint="eastAsia"/>
               </w:rPr>
             </w:pPr>
+            <w:r>
+              <w:rPr>
+                <w:rFonts w:hint="eastAsia"/>
+              </w:rPr>
+              <w:t>{{#each</w:t>
+            </w:r>
+            <w:r>
+              <w:rPr>
+                <w:rFonts w:hint="eastAsia"/>
+              </w:rPr>
+              <w:t xml:space="preserve"> </w:t>
+            </w:r>
+            <w:r>
+              <w:rPr>
+                <w:rFonts w:hint="eastAsia"/>
+              </w:rPr>
+              <w:t>proj</w:t>
+            </w:r>
+            <w:r>
+              <w:rPr>
+                <w:rFonts w:hint="eastAsia"/>
+                <w:color w:val="4EA72E" w:themeColor="accent6"/>
+              </w:rPr>
+              <w:t>ects}</w:t>
+            </w:r>
+            <w:r>
+              <w:rPr>
+                <w:rFonts w:hint="eastAsia"/>
+              </w:rPr>
+              <w:t>}{{name}}</w:t>
+            </w:r>
           </w:p>
         </w:tc>
         <w:tc>
@@ -332,6 +297,12 @@
                 <w:rFonts w:hint="eastAsia"/>
               </w:rPr>
             </w:pPr>
+            <w:r>
+              <w:rPr>
+                <w:rFonts w:hint="eastAsia"/>
+              </w:rPr>
+              <w:t>{{description}}</w:t>
+            </w:r>
           </w:p>
         </w:tc>
         <w:tc>
@@ -344,6 +315,18 @@
                 <w:rFonts w:hint="eastAsia"/>
               </w:rPr>
             </w:pPr>
+            <w:r>
+              <w:rPr>
+                <w:rFonts w:hint="eastAsia"/>
+              </w:rPr>
+              <w:t>{{status}}</w:t>
+            </w:r>
+            <w:r>
+              <w:rPr>
+                <w:rFonts w:hint="eastAsia"/>
+              </w:rPr>
+              <w:t>1</w:t>
+            </w:r>
           </w:p>
         </w:tc>
         <w:tc>
@@ -356,6 +339,30 @@
                 <w:rFonts w:hint="eastAsia"/>
               </w:rPr>
             </w:pPr>
+            <w:r>
+              <w:rPr>
+                <w:rFonts w:hint="eastAsia"/>
+              </w:rPr>
+              <w:t>{{</w:t>
+            </w:r>
+            <w:r>
+              <w:rPr>
+                <w:rFonts w:hint="eastAsia"/>
+              </w:rPr>
+              <w:t>status</w:t>
+            </w:r>
+            <w:r>
+              <w:rPr>
+                <w:rFonts w:hint="eastAsia"/>
+              </w:rPr>
+              <w:t>}}</w:t>
+            </w:r>
+            <w:r>
+              <w:rPr>
+                <w:rFonts w:hint="eastAsia"/>
+              </w:rPr>
+              <w:t>2</w:t>
+            </w:r>
           </w:p>
         </w:tc>
         <w:tc>
@@ -368,6 +375,30 @@
                 <w:rFonts w:hint="eastAsia"/>
               </w:rPr>
             </w:pPr>
+            <w:r>
+              <w:rPr>
+                <w:rFonts w:hint="eastAsia"/>
+              </w:rPr>
+              <w:t>{{</w:t>
+            </w:r>
+            <w:r>
+              <w:rPr>
+                <w:rFonts w:hint="eastAsia"/>
+              </w:rPr>
+              <w:t>status</w:t>
+            </w:r>
+            <w:r>
+              <w:rPr>
+                <w:rFonts w:hint="eastAsia"/>
+              </w:rPr>
+              <w:t>}}</w:t>
+            </w:r>
+            <w:r>
+              <w:rPr>
+                <w:rFonts w:hint="eastAsia"/>
+              </w:rPr>
+              <w:t>3</w:t>
+            </w:r>
           </w:p>
         </w:tc>
         <w:tc>
@@ -380,6 +411,30 @@
                 <w:rFonts w:hint="eastAsia"/>
               </w:rPr>
             </w:pPr>
+            <w:r>
+              <w:rPr>
+                <w:rFonts w:hint="eastAsia"/>
+              </w:rPr>
+              <w:t>{{</w:t>
+            </w:r>
+            <w:r>
+              <w:rPr>
+                <w:rFonts w:hint="eastAsia"/>
+              </w:rPr>
+              <w:t>status</w:t>
+            </w:r>
+            <w:r>
+              <w:rPr>
+                <w:rFonts w:hint="eastAsia"/>
+              </w:rPr>
+              <w:t>}}</w:t>
+            </w:r>
+            <w:r>
+              <w:rPr>
+                <w:rFonts w:hint="eastAsia"/>
+              </w:rPr>
+              <w:t>4</w:t>
+            </w:r>
           </w:p>
         </w:tc>
       </w:tr>
@@ -394,6 +449,12 @@
                 <w:rFonts w:hint="eastAsia"/>
               </w:rPr>
             </w:pPr>
+            <w:r>
+              <w:rPr>
+                <w:rFonts w:hint="eastAsia"/>
+              </w:rPr>
+              <w:t>{{/each}}</w:t>
+            </w:r>
           </w:p>
         </w:tc>
         <w:tc>
@@ -500,21 +561,7 @@
         <w:rPr>
           <w:rFonts w:hint="eastAsia"/>
         </w:rPr>
-        <w:t xml:space="preserve"> </w:t>
-      </w:r>
-      <w:proofErr w:type="spellStart"/>
-      <w:r>
-        <w:rPr>
-          <w:rFonts w:hint="eastAsia"/>
-        </w:rPr>
-        <w:t>employee.has_bonus</w:t>
-      </w:r>
-      <w:proofErr w:type="spellEnd"/>
-      <w:r>
-        <w:rPr>
-          <w:rFonts w:hint="eastAsia"/>
-        </w:rPr>
-        <w:t>}}</w:t>
+        <w:t xml:space="preserve"> employee.has_bonus}}</w:t>
       </w:r>
     </w:p>
     <w:p>
@@ -536,37 +583,18 @@
         </w:rPr>
         <w:t>¥{{</w:t>
       </w:r>
-      <w:proofErr w:type="spellStart"/>
-      <w:proofErr w:type="gramStart"/>
-      <w:r>
-        <w:rPr>
-          <w:rFonts w:hint="eastAsia"/>
-        </w:rPr>
-        <w:t>employee.bonus</w:t>
-      </w:r>
-      <w:proofErr w:type="gramEnd"/>
-      <w:r>
-        <w:rPr>
-          <w:rFonts w:hint="eastAsia"/>
-        </w:rPr>
-        <w:t>_amount</w:t>
-      </w:r>
-      <w:proofErr w:type="spellEnd"/>
-      <w:proofErr w:type="gramStart"/>
+      <w:r>
+        <w:rPr>
+          <w:rFonts w:hint="eastAsia"/>
+        </w:rPr>
+        <w:t>employee.bonus_amount</w:t>
+      </w:r>
       <w:r>
         <w:rPr>
           <w:rFonts w:hint="eastAsia"/>
           <w:color w:val="EE0000"/>
         </w:rPr>
-        <w:t>}}{</w:t>
-      </w:r>
-      <w:proofErr w:type="gramEnd"/>
-      <w:r>
-        <w:rPr>
-          <w:rFonts w:hint="eastAsia"/>
-          <w:color w:val="EE0000"/>
-        </w:rPr>
-        <w:t>{/</w:t>
+        <w:t>}}{{/</w:t>
       </w:r>
       <w:r>
         <w:rPr>
@@ -579,6 +607,57 @@
       <w:pPr>
         <w:rPr>
           <w:rFonts w:hint="eastAsia"/>
+        </w:rPr>
+      </w:pPr>
+    </w:p>
+    <w:p>
+      <w:pPr>
+        <w:rPr>
+          <w:rFonts w:hint="eastAsia"/>
+          <w:noProof/>
+        </w:rPr>
+      </w:pPr>
+      <w:r>
+        <w:rPr>
+          <w:rFonts w:hint="eastAsia"/>
+          <w:noProof/>
+        </w:rPr>
+        <w:t>{{</w:t>
+      </w:r>
+      <w:r>
+        <w:rPr>
+          <w:rFonts w:hint="eastAsia"/>
+          <w:noProof/>
+        </w:rPr>
+        <w:t>image</w:t>
+      </w:r>
+      <w:r>
+        <w:rPr>
+          <w:rFonts w:hint="eastAsia"/>
+          <w:noProof/>
+        </w:rPr>
+        <w:t xml:space="preserve"> </w:t>
+      </w:r>
+      <w:r>
+        <w:rPr>
+          <w:rFonts w:hint="eastAsia"/>
+          <w:noProof/>
+        </w:rPr>
+        <w:t>image.base64</w:t>
+      </w:r>
+      <w:r>
+        <w:rPr>
+          <w:rFonts w:hint="eastAsia"/>
+          <w:noProof/>
+        </w:rPr>
+        <w:t>}}</w:t>
+      </w:r>
+    </w:p>
+    <w:p>
+      <w:pPr>
+        <w:rPr>
+          <w:rFonts w:hint="eastAsia"/>
+          <w:noProof/>
         </w:rPr>
       </w:pPr>
     </w:p>

--- a/examples/template.docx
+++ b/examples/template.docx
@@ -48,7 +48,23 @@
         <w:rPr>
           <w:rFonts w:hint="eastAsia"/>
         </w:rPr>
-        <w:t>部门: {{employee.department}}</w:t>
+        <w:t>部门: {{</w:t>
+      </w:r>
+      <w:proofErr w:type="spellStart"/>
+      <w:proofErr w:type="gramStart"/>
+      <w:r>
+        <w:rPr>
+          <w:rFonts w:hint="eastAsia"/>
+        </w:rPr>
+        <w:t>employee.department</w:t>
+      </w:r>
+      <w:proofErr w:type="spellEnd"/>
+      <w:proofErr w:type="gramEnd"/>
+      <w:r>
+        <w:rPr>
+          <w:rFonts w:hint="eastAsia"/>
+        </w:rPr>
+        <w:t>}}</w:t>
       </w:r>
     </w:p>
     <w:p>
@@ -61,7 +77,29 @@
         <w:rPr>
           <w:rFonts w:hint="eastAsia"/>
         </w:rPr>
-        <w:t>入职日期: {{employee.hire_date}}</w:t>
+        <w:t>入职日期: {{</w:t>
+      </w:r>
+      <w:proofErr w:type="spellStart"/>
+      <w:proofErr w:type="gramStart"/>
+      <w:r>
+        <w:rPr>
+          <w:rFonts w:hint="eastAsia"/>
+        </w:rPr>
+        <w:t>employee.hire</w:t>
+      </w:r>
+      <w:proofErr w:type="gramEnd"/>
+      <w:r>
+        <w:rPr>
+          <w:rFonts w:hint="eastAsia"/>
+        </w:rPr>
+        <w:t>_date</w:t>
+      </w:r>
+      <w:proofErr w:type="spellEnd"/>
+      <w:r>
+        <w:rPr>
+          <w:rFonts w:hint="eastAsia"/>
+        </w:rPr>
+        <w:t>}}</w:t>
       </w:r>
     </w:p>
     <w:p>
@@ -94,14 +132,29 @@
         <w:rPr>
           <w:rFonts w:hint="eastAsia"/>
         </w:rPr>
-        <w:t>{{#each proj</w:t>
+        <w:t xml:space="preserve">{{#each </w:t>
+      </w:r>
+      <w:proofErr w:type="gramStart"/>
+      <w:r>
+        <w:rPr>
+          <w:rFonts w:hint="eastAsia"/>
+        </w:rPr>
+        <w:t>proj</w:t>
       </w:r>
       <w:r>
         <w:rPr>
           <w:rFonts w:hint="eastAsia"/>
           <w:color w:val="4EA72E" w:themeColor="accent6"/>
         </w:rPr>
-        <w:t>ects}</w:t>
+        <w:t>ects</w:t>
+      </w:r>
+      <w:proofErr w:type="gramEnd"/>
+      <w:r>
+        <w:rPr>
+          <w:rFonts w:hint="eastAsia"/>
+          <w:color w:val="4EA72E" w:themeColor="accent6"/>
+        </w:rPr>
+        <w:t>}</w:t>
       </w:r>
       <w:r>
         <w:rPr>
@@ -120,7 +173,21 @@
         <w:rPr>
           <w:rFonts w:hint="eastAsia"/>
         </w:rPr>
-        <w:t>- {{name}}: {{description}} ({{status}}){{/each}}</w:t>
+        <w:t>- {{name}}: {{description}} ({{status}</w:t>
+      </w:r>
+      <w:proofErr w:type="gramStart"/>
+      <w:r>
+        <w:rPr>
+          <w:rFonts w:hint="eastAsia"/>
+        </w:rPr>
+        <w:t>}){</w:t>
+      </w:r>
+      <w:proofErr w:type="gramEnd"/>
+      <w:r>
+        <w:rPr>
+          <w:rFonts w:hint="eastAsia"/>
+        </w:rPr>
+        <w:t>{/each}}</w:t>
       </w:r>
     </w:p>
     <w:p>
@@ -258,14 +325,9 @@
               <w:rPr>
                 <w:rFonts w:hint="eastAsia"/>
               </w:rPr>
-              <w:t>{{#each</w:t>
+              <w:t xml:space="preserve">{{#each </w:t>
             </w:r>
-            <w:r>
-              <w:rPr>
-                <w:rFonts w:hint="eastAsia"/>
-              </w:rPr>
-              <w:t xml:space="preserve"> </w:t>
-            </w:r>
+            <w:proofErr w:type="gramStart"/>
             <w:r>
               <w:rPr>
                 <w:rFonts w:hint="eastAsia"/>
@@ -283,7 +345,14 @@
               <w:rPr>
                 <w:rFonts w:hint="eastAsia"/>
               </w:rPr>
-              <w:t>}{{name}}</w:t>
+              <w:t>}{</w:t>
+            </w:r>
+            <w:proofErr w:type="gramEnd"/>
+            <w:r>
+              <w:rPr>
+                <w:rFonts w:hint="eastAsia"/>
+              </w:rPr>
+              <w:t>{name}}</w:t>
             </w:r>
           </w:p>
         </w:tc>
@@ -355,13 +424,7 @@
               <w:rPr>
                 <w:rFonts w:hint="eastAsia"/>
               </w:rPr>
-              <w:t>}}</w:t>
-            </w:r>
-            <w:r>
-              <w:rPr>
-                <w:rFonts w:hint="eastAsia"/>
-              </w:rPr>
-              <w:t>2</w:t>
+              <w:t>}}2</w:t>
             </w:r>
           </w:p>
         </w:tc>
@@ -391,13 +454,7 @@
               <w:rPr>
                 <w:rFonts w:hint="eastAsia"/>
               </w:rPr>
-              <w:t>}}</w:t>
-            </w:r>
-            <w:r>
-              <w:rPr>
-                <w:rFonts w:hint="eastAsia"/>
-              </w:rPr>
-              <w:t>3</w:t>
+              <w:t>}}3</w:t>
             </w:r>
           </w:p>
         </w:tc>
@@ -427,13 +484,7 @@
               <w:rPr>
                 <w:rFonts w:hint="eastAsia"/>
               </w:rPr>
-              <w:t>}}</w:t>
-            </w:r>
-            <w:r>
-              <w:rPr>
-                <w:rFonts w:hint="eastAsia"/>
-              </w:rPr>
-              <w:t>4</w:t>
+              <w:t>}}4</w:t>
             </w:r>
           </w:p>
         </w:tc>
@@ -561,7 +612,21 @@
         <w:rPr>
           <w:rFonts w:hint="eastAsia"/>
         </w:rPr>
-        <w:t xml:space="preserve"> employee.has_bonus}}</w:t>
+        <w:t xml:space="preserve"> </w:t>
+      </w:r>
+      <w:proofErr w:type="spellStart"/>
+      <w:r>
+        <w:rPr>
+          <w:rFonts w:hint="eastAsia"/>
+        </w:rPr>
+        <w:t>employee.has_bonus</w:t>
+      </w:r>
+      <w:proofErr w:type="spellEnd"/>
+      <w:r>
+        <w:rPr>
+          <w:rFonts w:hint="eastAsia"/>
+        </w:rPr>
+        <w:t>}}</w:t>
       </w:r>
     </w:p>
     <w:p>
@@ -583,18 +648,37 @@
         </w:rPr>
         <w:t>¥{{</w:t>
       </w:r>
-      <w:r>
-        <w:rPr>
-          <w:rFonts w:hint="eastAsia"/>
-        </w:rPr>
-        <w:t>employee.bonus_amount</w:t>
-      </w:r>
+      <w:proofErr w:type="spellStart"/>
+      <w:proofErr w:type="gramStart"/>
+      <w:r>
+        <w:rPr>
+          <w:rFonts w:hint="eastAsia"/>
+        </w:rPr>
+        <w:t>employee.bonus</w:t>
+      </w:r>
+      <w:proofErr w:type="gramEnd"/>
+      <w:r>
+        <w:rPr>
+          <w:rFonts w:hint="eastAsia"/>
+        </w:rPr>
+        <w:t>_amount</w:t>
+      </w:r>
+      <w:proofErr w:type="spellEnd"/>
+      <w:proofErr w:type="gramStart"/>
       <w:r>
         <w:rPr>
           <w:rFonts w:hint="eastAsia"/>
           <w:color w:val="EE0000"/>
         </w:rPr>
-        <w:t>}}{{/</w:t>
+        <w:t>}}{</w:t>
+      </w:r>
+      <w:proofErr w:type="gramEnd"/>
+      <w:r>
+        <w:rPr>
+          <w:rFonts w:hint="eastAsia"/>
+          <w:color w:val="EE0000"/>
+        </w:rPr>
+        <w:t>{/</w:t>
       </w:r>
       <w:r>
         <w:rPr>
@@ -603,6 +687,7 @@
         <w:t>if}}</w:t>
       </w:r>
     </w:p>
+    <w:p/>
     <w:p>
       <w:pPr>
         <w:rPr>
@@ -629,7 +714,7 @@
           <w:rFonts w:hint="eastAsia"/>
           <w:noProof/>
         </w:rPr>
-        <w:t>image</w:t>
+        <w:t>img</w:t>
       </w:r>
       <w:r>
         <w:rPr>
@@ -644,6 +729,27 @@
           <w:noProof/>
         </w:rPr>
         <w:t>image.base64</w:t>
+      </w:r>
+      <w:r>
+        <w:rPr>
+          <w:rFonts w:hint="eastAsia"/>
+          <w:noProof/>
+        </w:rPr>
+        <w:t xml:space="preserve"> </w:t>
+      </w:r>
+      <w:r>
+        <w:rPr>
+          <w:rFonts w:hint="eastAsia"/>
+          <w:noProof/>
+        </w:rPr>
+        <w:t>1</w:t>
+      </w:r>
+      <w:r>
+        <w:rPr>
+          <w:rFonts w:hint="eastAsia"/>
+          <w:noProof/>
+        </w:rPr>
+        <w:t>00</w:t>
       </w:r>
       <w:r>
         <w:rPr>
@@ -656,10 +762,200 @@
     <w:p>
       <w:pPr>
         <w:rPr>
-          <w:rFonts w:hint="eastAsia"/>
           <w:noProof/>
         </w:rPr>
       </w:pPr>
+    </w:p>
+    <w:p>
+      <w:pPr>
+        <w:rPr>
+          <w:rFonts w:hint="eastAsia"/>
+          <w:noProof/>
+        </w:rPr>
+      </w:pPr>
+      <w:r>
+        <w:rPr>
+          <w:rFonts w:hint="eastAsia"/>
+          <w:noProof/>
+        </w:rPr>
+        <w:t>{</w:t>
+      </w:r>
+      <w:r>
+        <w:rPr>
+          <w:rFonts w:hint="eastAsia"/>
+          <w:noProof/>
+        </w:rPr>
+        <w:t>{</w:t>
+      </w:r>
+      <w:r>
+        <w:rPr>
+          <w:rFonts w:hint="eastAsia"/>
+          <w:noProof/>
+        </w:rPr>
+        <w:t xml:space="preserve">img </w:t>
+      </w:r>
+      <w:r>
+        <w:rPr>
+          <w:rFonts w:hint="eastAsia"/>
+          <w:noProof/>
+        </w:rPr>
+        <w:t>image.base64</w:t>
+      </w:r>
+      <w:r>
+        <w:rPr>
+          <w:rFonts w:hint="eastAsia"/>
+          <w:noProof/>
+        </w:rPr>
+        <w:t xml:space="preserve"> </w:t>
+      </w:r>
+      <w:r>
+        <w:rPr>
+          <w:noProof/>
+        </w:rPr>
+        <w:t>“”</w:t>
+      </w:r>
+      <w:r>
+        <w:rPr>
+          <w:rFonts w:hint="eastAsia"/>
+          <w:noProof/>
+        </w:rPr>
+        <w:t xml:space="preserve"> </w:t>
+      </w:r>
+      <w:r>
+        <w:rPr>
+          <w:rFonts w:hint="eastAsia"/>
+          <w:noProof/>
+        </w:rPr>
+        <w:t>5</w:t>
+      </w:r>
+      <w:r>
+        <w:rPr>
+          <w:rFonts w:hint="eastAsia"/>
+          <w:noProof/>
+        </w:rPr>
+        <w:t>0</w:t>
+      </w:r>
+      <w:r>
+        <w:rPr>
+          <w:rFonts w:hint="eastAsia"/>
+          <w:noProof/>
+        </w:rPr>
+        <w:t>}}</w:t>
+      </w:r>
+    </w:p>
+    <w:p>
+      <w:pPr>
+        <w:rPr>
+          <w:rFonts w:hint="eastAsia"/>
+          <w:noProof/>
+        </w:rPr>
+      </w:pPr>
+    </w:p>
+    <w:p>
+      <w:pPr>
+        <w:rPr>
+          <w:noProof/>
+        </w:rPr>
+      </w:pPr>
+      <w:r>
+        <w:rPr>
+          <w:rFonts w:hint="eastAsia"/>
+          <w:noProof/>
+        </w:rPr>
+        <w:t>{</w:t>
+      </w:r>
+      <w:r>
+        <w:rPr>
+          <w:rFonts w:hint="eastAsia"/>
+          <w:noProof/>
+        </w:rPr>
+        <w:t>{</w:t>
+      </w:r>
+      <w:r>
+        <w:rPr>
+          <w:rFonts w:hint="eastAsia"/>
+          <w:noProof/>
+        </w:rPr>
+        <w:t xml:space="preserve">img </w:t>
+      </w:r>
+      <w:r>
+        <w:rPr>
+          <w:rFonts w:hint="eastAsia"/>
+          <w:noProof/>
+        </w:rPr>
+        <w:t>image.base64</w:t>
+      </w:r>
+      <w:r>
+        <w:rPr>
+          <w:rFonts w:hint="eastAsia"/>
+          <w:noProof/>
+        </w:rPr>
+        <w:t xml:space="preserve"> 20</w:t>
+      </w:r>
+      <w:r>
+        <w:rPr>
+          <w:rFonts w:hint="eastAsia"/>
+          <w:noProof/>
+        </w:rPr>
+        <w:t xml:space="preserve"> 20</w:t>
+      </w:r>
+      <w:r>
+        <w:rPr>
+          <w:rFonts w:hint="eastAsia"/>
+          <w:noProof/>
+        </w:rPr>
+        <w:t>}}</w:t>
+      </w:r>
+    </w:p>
+    <w:p>
+      <w:pPr>
+        <w:rPr>
+          <w:noProof/>
+        </w:rPr>
+      </w:pPr>
+    </w:p>
+    <w:p>
+      <w:pPr>
+        <w:rPr>
+          <w:rFonts w:hint="eastAsia"/>
+          <w:noProof/>
+        </w:rPr>
+      </w:pPr>
+      <w:r>
+        <w:rPr>
+          <w:rFonts w:hint="eastAsia"/>
+          <w:noProof/>
+        </w:rPr>
+        <w:t>{</w:t>
+      </w:r>
+      <w:r>
+        <w:rPr>
+          <w:rFonts w:hint="eastAsia"/>
+          <w:noProof/>
+        </w:rPr>
+        <w:t>{</w:t>
+      </w:r>
+      <w:r>
+        <w:rPr>
+          <w:rFonts w:hint="eastAsia"/>
+          <w:noProof/>
+        </w:rPr>
+        <w:t xml:space="preserve">img </w:t>
+      </w:r>
+      <w:r>
+        <w:rPr>
+          <w:rFonts w:hint="eastAsia"/>
+          <w:noProof/>
+        </w:rPr>
+        <w:t>image.base64</w:t>
+      </w:r>
+      <w:r>
+        <w:rPr>
+          <w:rFonts w:hint="eastAsia"/>
+          <w:noProof/>
+        </w:rPr>
+        <w:t>}}</w:t>
+      </w:r>
     </w:p>
     <w:sectPr>
       <w:pgSz w:w="11906" w:h="16838"/>

--- a/examples/template.docx
+++ b/examples/template.docx
@@ -51,7 +51,6 @@
         <w:t>部门: {{</w:t>
       </w:r>
       <w:proofErr w:type="spellStart"/>
-      <w:proofErr w:type="gramStart"/>
       <w:r>
         <w:rPr>
           <w:rFonts w:hint="eastAsia"/>
@@ -59,7 +58,6 @@
         <w:t>employee.department</w:t>
       </w:r>
       <w:proofErr w:type="spellEnd"/>
-      <w:proofErr w:type="gramEnd"/>
       <w:r>
         <w:rPr>
           <w:rFonts w:hint="eastAsia"/>
@@ -80,19 +78,11 @@
         <w:t>入职日期: {{</w:t>
       </w:r>
       <w:proofErr w:type="spellStart"/>
-      <w:proofErr w:type="gramStart"/>
-      <w:r>
-        <w:rPr>
-          <w:rFonts w:hint="eastAsia"/>
-        </w:rPr>
-        <w:t>employee.hire</w:t>
-      </w:r>
-      <w:proofErr w:type="gramEnd"/>
-      <w:r>
-        <w:rPr>
-          <w:rFonts w:hint="eastAsia"/>
-        </w:rPr>
-        <w:t>_date</w:t>
+      <w:r>
+        <w:rPr>
+          <w:rFonts w:hint="eastAsia"/>
+        </w:rPr>
+        <w:t>employee.hire_date</w:t>
       </w:r>
       <w:proofErr w:type="spellEnd"/>
       <w:r>
@@ -132,29 +122,14 @@
         <w:rPr>
           <w:rFonts w:hint="eastAsia"/>
         </w:rPr>
-        <w:t xml:space="preserve">{{#each </w:t>
-      </w:r>
-      <w:proofErr w:type="gramStart"/>
-      <w:r>
-        <w:rPr>
-          <w:rFonts w:hint="eastAsia"/>
-        </w:rPr>
-        <w:t>proj</w:t>
+        <w:t>{{#each proj</w:t>
       </w:r>
       <w:r>
         <w:rPr>
           <w:rFonts w:hint="eastAsia"/>
           <w:color w:val="4EA72E" w:themeColor="accent6"/>
         </w:rPr>
-        <w:t>ects</w:t>
-      </w:r>
-      <w:proofErr w:type="gramEnd"/>
-      <w:r>
-        <w:rPr>
-          <w:rFonts w:hint="eastAsia"/>
-          <w:color w:val="4EA72E" w:themeColor="accent6"/>
-        </w:rPr>
-        <w:t>}</w:t>
+        <w:t>ects}</w:t>
       </w:r>
       <w:r>
         <w:rPr>
@@ -173,21 +148,7 @@
         <w:rPr>
           <w:rFonts w:hint="eastAsia"/>
         </w:rPr>
-        <w:t>- {{name}}: {{description}} ({{status}</w:t>
-      </w:r>
-      <w:proofErr w:type="gramStart"/>
-      <w:r>
-        <w:rPr>
-          <w:rFonts w:hint="eastAsia"/>
-        </w:rPr>
-        <w:t>}){</w:t>
-      </w:r>
-      <w:proofErr w:type="gramEnd"/>
-      <w:r>
-        <w:rPr>
-          <w:rFonts w:hint="eastAsia"/>
-        </w:rPr>
-        <w:t>{/each}}</w:t>
+        <w:t>- {{name}}: {{description}} ({{status}}){{/each}}</w:t>
       </w:r>
     </w:p>
     <w:p>
@@ -204,12 +165,12 @@
         <w:tblLook w:val="04A0" w:firstRow="1" w:lastRow="0" w:firstColumn="1" w:lastColumn="0" w:noHBand="0" w:noVBand="1"/>
       </w:tblPr>
       <w:tblGrid>
-        <w:gridCol w:w="2014"/>
-        <w:gridCol w:w="1459"/>
-        <w:gridCol w:w="1205"/>
-        <w:gridCol w:w="1206"/>
-        <w:gridCol w:w="1206"/>
-        <w:gridCol w:w="1206"/>
+        <w:gridCol w:w="2659"/>
+        <w:gridCol w:w="1405"/>
+        <w:gridCol w:w="1058"/>
+        <w:gridCol w:w="1058"/>
+        <w:gridCol w:w="1058"/>
+        <w:gridCol w:w="1058"/>
       </w:tblGrid>
       <w:tr>
         <w:tc>
@@ -325,14 +286,7 @@
               <w:rPr>
                 <w:rFonts w:hint="eastAsia"/>
               </w:rPr>
-              <w:t xml:space="preserve">{{#each </w:t>
-            </w:r>
-            <w:proofErr w:type="gramStart"/>
-            <w:r>
-              <w:rPr>
-                <w:rFonts w:hint="eastAsia"/>
-              </w:rPr>
-              <w:t>proj</w:t>
+              <w:t>{{#each proj</w:t>
             </w:r>
             <w:r>
               <w:rPr>
@@ -345,14 +299,7 @@
               <w:rPr>
                 <w:rFonts w:hint="eastAsia"/>
               </w:rPr>
-              <w:t>}{</w:t>
-            </w:r>
-            <w:proofErr w:type="gramEnd"/>
-            <w:r>
-              <w:rPr>
-                <w:rFonts w:hint="eastAsia"/>
-              </w:rPr>
-              <w:t>{name}}</w:t>
+              <w:t>}{{name}}</w:t>
             </w:r>
           </w:p>
         </w:tc>
@@ -506,6 +453,29 @@
               </w:rPr>
               <w:t>{{/each}}</w:t>
             </w:r>
+            <w:r>
+              <w:rPr>
+                <w:rFonts w:hint="eastAsia"/>
+              </w:rPr>
+              <w:t>{{</w:t>
+            </w:r>
+            <w:proofErr w:type="spellStart"/>
+            <w:r>
+              <w:t>removeTableRo</w:t>
+            </w:r>
+            <w:r>
+              <w:rPr>
+                <w:rFonts w:hint="eastAsia"/>
+              </w:rPr>
+              <w:t>w</w:t>
+            </w:r>
+            <w:proofErr w:type="spellEnd"/>
+            <w:r>
+              <w:rPr>
+                <w:rFonts w:hint="eastAsia"/>
+              </w:rPr>
+              <w:t>}}</w:t>
+            </w:r>
           </w:p>
         </w:tc>
         <w:tc>
@@ -649,36 +619,19 @@
         <w:t>¥{{</w:t>
       </w:r>
       <w:proofErr w:type="spellStart"/>
-      <w:proofErr w:type="gramStart"/>
-      <w:r>
-        <w:rPr>
-          <w:rFonts w:hint="eastAsia"/>
-        </w:rPr>
-        <w:t>employee.bonus</w:t>
-      </w:r>
-      <w:proofErr w:type="gramEnd"/>
-      <w:r>
-        <w:rPr>
-          <w:rFonts w:hint="eastAsia"/>
-        </w:rPr>
-        <w:t>_amount</w:t>
+      <w:r>
+        <w:rPr>
+          <w:rFonts w:hint="eastAsia"/>
+        </w:rPr>
+        <w:t>employee.bonus_amount</w:t>
       </w:r>
       <w:proofErr w:type="spellEnd"/>
-      <w:proofErr w:type="gramStart"/>
       <w:r>
         <w:rPr>
           <w:rFonts w:hint="eastAsia"/>
           <w:color w:val="EE0000"/>
         </w:rPr>
-        <w:t>}}{</w:t>
-      </w:r>
-      <w:proofErr w:type="gramEnd"/>
-      <w:r>
-        <w:rPr>
-          <w:rFonts w:hint="eastAsia"/>
-          <w:color w:val="EE0000"/>
-        </w:rPr>
-        <w:t>{/</w:t>
+        <w:t>}}{{/</w:t>
       </w:r>
       <w:r>
         <w:rPr>
@@ -687,7 +640,6 @@
         <w:t>if}}</w:t>
       </w:r>
     </w:p>
-    <w:p/>
     <w:p>
       <w:pPr>
         <w:rPr>
@@ -699,70 +651,6 @@
       <w:pPr>
         <w:rPr>
           <w:rFonts w:hint="eastAsia"/>
-          <w:noProof/>
-        </w:rPr>
-      </w:pPr>
-      <w:r>
-        <w:rPr>
-          <w:rFonts w:hint="eastAsia"/>
-          <w:noProof/>
-        </w:rPr>
-        <w:t>{{</w:t>
-      </w:r>
-      <w:r>
-        <w:rPr>
-          <w:rFonts w:hint="eastAsia"/>
-          <w:noProof/>
-        </w:rPr>
-        <w:t>img</w:t>
-      </w:r>
-      <w:r>
-        <w:rPr>
-          <w:rFonts w:hint="eastAsia"/>
-          <w:noProof/>
-        </w:rPr>
-        <w:t xml:space="preserve"> </w:t>
-      </w:r>
-      <w:r>
-        <w:rPr>
-          <w:rFonts w:hint="eastAsia"/>
-          <w:noProof/>
-        </w:rPr>
-        <w:t>image.base64</w:t>
-      </w:r>
-      <w:r>
-        <w:rPr>
-          <w:rFonts w:hint="eastAsia"/>
-          <w:noProof/>
-        </w:rPr>
-        <w:t xml:space="preserve"> </w:t>
-      </w:r>
-      <w:r>
-        <w:rPr>
-          <w:rFonts w:hint="eastAsia"/>
-          <w:noProof/>
-        </w:rPr>
-        <w:t>1</w:t>
-      </w:r>
-      <w:r>
-        <w:rPr>
-          <w:rFonts w:hint="eastAsia"/>
-          <w:noProof/>
-        </w:rPr>
-        <w:t>00</w:t>
-      </w:r>
-      <w:r>
-        <w:rPr>
-          <w:rFonts w:hint="eastAsia"/>
-          <w:noProof/>
-        </w:rPr>
-        <w:t>}}</w:t>
-      </w:r>
-    </w:p>
-    <w:p>
-      <w:pPr>
-        <w:rPr>
-          <w:noProof/>
         </w:rPr>
       </w:pPr>
     </w:p>
@@ -778,21 +666,21 @@
           <w:rFonts w:hint="eastAsia"/>
           <w:noProof/>
         </w:rPr>
-        <w:t>{</w:t>
-      </w:r>
-      <w:r>
-        <w:rPr>
-          <w:rFonts w:hint="eastAsia"/>
-          <w:noProof/>
-        </w:rPr>
-        <w:t>{</w:t>
-      </w:r>
-      <w:r>
-        <w:rPr>
-          <w:rFonts w:hint="eastAsia"/>
-          <w:noProof/>
-        </w:rPr>
-        <w:t xml:space="preserve">img </w:t>
+        <w:t>{{</w:t>
+      </w:r>
+      <w:r>
+        <w:rPr>
+          <w:rFonts w:hint="eastAsia"/>
+          <w:noProof/>
+        </w:rPr>
+        <w:t>img</w:t>
+      </w:r>
+      <w:r>
+        <w:rPr>
+          <w:rFonts w:hint="eastAsia"/>
+          <w:noProof/>
+        </w:rPr>
+        <w:t xml:space="preserve"> </w:t>
       </w:r>
       <w:r>
         <w:rPr>
@@ -810,30 +698,17 @@
       </w:r>
       <w:r>
         <w:rPr>
-          <w:noProof/>
-        </w:rPr>
-        <w:t>“”</w:t>
-      </w:r>
-      <w:r>
-        <w:rPr>
-          <w:rFonts w:hint="eastAsia"/>
-          <w:noProof/>
-        </w:rPr>
-        <w:t xml:space="preserve"> </w:t>
-      </w:r>
-      <w:r>
-        <w:rPr>
-          <w:rFonts w:hint="eastAsia"/>
-          <w:noProof/>
-        </w:rPr>
-        <w:t>5</w:t>
-      </w:r>
-      <w:r>
-        <w:rPr>
-          <w:rFonts w:hint="eastAsia"/>
-          <w:noProof/>
-        </w:rPr>
-        <w:t>0</w:t>
+          <w:rFonts w:hint="eastAsia"/>
+          <w:noProof/>
+        </w:rPr>
+        <w:t>1</w:t>
+      </w:r>
+      <w:r>
+        <w:rPr>
+          <w:rFonts w:hint="eastAsia"/>
+          <w:noProof/>
+        </w:rPr>
+        <w:t>00</w:t>
       </w:r>
       <w:r>
         <w:rPr>
@@ -854,6 +729,7 @@
     <w:p>
       <w:pPr>
         <w:rPr>
+          <w:rFonts w:hint="eastAsia"/>
           <w:noProof/>
         </w:rPr>
       </w:pPr>
@@ -890,14 +766,34 @@
           <w:rFonts w:hint="eastAsia"/>
           <w:noProof/>
         </w:rPr>
-        <w:t xml:space="preserve"> 20</w:t>
-      </w:r>
-      <w:r>
-        <w:rPr>
-          <w:rFonts w:hint="eastAsia"/>
-          <w:noProof/>
-        </w:rPr>
-        <w:t xml:space="preserve"> 20</w:t>
+        <w:t xml:space="preserve"> </w:t>
+      </w:r>
+      <w:r>
+        <w:rPr>
+          <w:noProof/>
+        </w:rPr>
+        <w:t>“”</w:t>
+      </w:r>
+      <w:r>
+        <w:rPr>
+          <w:rFonts w:hint="eastAsia"/>
+          <w:noProof/>
+        </w:rPr>
+        <w:t xml:space="preserve"> </w:t>
+      </w:r>
+      <w:r>
+        <w:rPr>
+          <w:rFonts w:hint="eastAsia"/>
+          <w:noProof/>
+        </w:rPr>
+        <w:t>5</w:t>
+      </w:r>
+      <w:r>
+        <w:rPr>
+          <w:rFonts w:hint="eastAsia"/>
+          <w:noProof/>
+        </w:rPr>
+        <w:t>0</w:t>
       </w:r>
       <w:r>
         <w:rPr>
@@ -910,6 +806,65 @@
     <w:p>
       <w:pPr>
         <w:rPr>
+          <w:rFonts w:hint="eastAsia"/>
+          <w:noProof/>
+        </w:rPr>
+      </w:pPr>
+    </w:p>
+    <w:p>
+      <w:pPr>
+        <w:rPr>
+          <w:rFonts w:hint="eastAsia"/>
+          <w:noProof/>
+        </w:rPr>
+      </w:pPr>
+      <w:r>
+        <w:rPr>
+          <w:rFonts w:hint="eastAsia"/>
+          <w:noProof/>
+        </w:rPr>
+        <w:t>{</w:t>
+      </w:r>
+      <w:r>
+        <w:rPr>
+          <w:rFonts w:hint="eastAsia"/>
+          <w:noProof/>
+        </w:rPr>
+        <w:t>{</w:t>
+      </w:r>
+      <w:r>
+        <w:rPr>
+          <w:rFonts w:hint="eastAsia"/>
+          <w:noProof/>
+        </w:rPr>
+        <w:t xml:space="preserve">img </w:t>
+      </w:r>
+      <w:r>
+        <w:rPr>
+          <w:rFonts w:hint="eastAsia"/>
+          <w:noProof/>
+        </w:rPr>
+        <w:t>image.base64</w:t>
+      </w:r>
+      <w:r>
+        <w:rPr>
+          <w:rFonts w:hint="eastAsia"/>
+          <w:noProof/>
+        </w:rPr>
+        <w:t xml:space="preserve"> 20 20</w:t>
+      </w:r>
+      <w:r>
+        <w:rPr>
+          <w:rFonts w:hint="eastAsia"/>
+          <w:noProof/>
+        </w:rPr>
+        <w:t>}}</w:t>
+      </w:r>
+    </w:p>
+    <w:p>
+      <w:pPr>
+        <w:rPr>
+          <w:rFonts w:hint="eastAsia"/>
           <w:noProof/>
         </w:rPr>
       </w:pPr>
@@ -1569,7 +1524,6 @@
   <w:style w:type="character" w:default="1" w:styleId="a0">
     <w:name w:val="Default Paragraph Font"/>
     <w:uiPriority w:val="1"/>
-    <w:semiHidden/>
     <w:unhideWhenUsed/>
   </w:style>
   <w:style w:type="table" w:default="1" w:styleId="a1">

--- a/examples/template.docx
+++ b/examples/template.docx
@@ -48,21 +48,7 @@
         <w:rPr>
           <w:rFonts w:hint="eastAsia"/>
         </w:rPr>
-        <w:t>部门: {{</w:t>
-      </w:r>
-      <w:proofErr w:type="spellStart"/>
-      <w:r>
-        <w:rPr>
-          <w:rFonts w:hint="eastAsia"/>
-        </w:rPr>
-        <w:t>employee.department</w:t>
-      </w:r>
-      <w:proofErr w:type="spellEnd"/>
-      <w:r>
-        <w:rPr>
-          <w:rFonts w:hint="eastAsia"/>
-        </w:rPr>
-        <w:t>}}</w:t>
+        <w:t>部门: {{employee.department}}</w:t>
       </w:r>
     </w:p>
     <w:p>
@@ -75,21 +61,7 @@
         <w:rPr>
           <w:rFonts w:hint="eastAsia"/>
         </w:rPr>
-        <w:t>入职日期: {{</w:t>
-      </w:r>
-      <w:proofErr w:type="spellStart"/>
-      <w:r>
-        <w:rPr>
-          <w:rFonts w:hint="eastAsia"/>
-        </w:rPr>
-        <w:t>employee.hire_date</w:t>
-      </w:r>
-      <w:proofErr w:type="spellEnd"/>
-      <w:r>
-        <w:rPr>
-          <w:rFonts w:hint="eastAsia"/>
-        </w:rPr>
-        <w:t>}}</w:t>
+        <w:t>入职日期: {{employee.hire_date}}</w:t>
       </w:r>
     </w:p>
     <w:p>
@@ -459,7 +431,6 @@
               </w:rPr>
               <w:t>{{</w:t>
             </w:r>
-            <w:proofErr w:type="spellStart"/>
             <w:r>
               <w:t>removeTableRo</w:t>
             </w:r>
@@ -469,7 +440,6 @@
               </w:rPr>
               <w:t>w</w:t>
             </w:r>
-            <w:proofErr w:type="spellEnd"/>
             <w:r>
               <w:rPr>
                 <w:rFonts w:hint="eastAsia"/>
@@ -582,21 +552,7 @@
         <w:rPr>
           <w:rFonts w:hint="eastAsia"/>
         </w:rPr>
-        <w:t xml:space="preserve"> </w:t>
-      </w:r>
-      <w:proofErr w:type="spellStart"/>
-      <w:r>
-        <w:rPr>
-          <w:rFonts w:hint="eastAsia"/>
-        </w:rPr>
-        <w:t>employee.has_bonus</w:t>
-      </w:r>
-      <w:proofErr w:type="spellEnd"/>
-      <w:r>
-        <w:rPr>
-          <w:rFonts w:hint="eastAsia"/>
-        </w:rPr>
-        <w:t>}}</w:t>
+        <w:t xml:space="preserve"> employee.has_bonus}}</w:t>
       </w:r>
     </w:p>
     <w:p>
@@ -618,14 +574,12 @@
         </w:rPr>
         <w:t>¥{{</w:t>
       </w:r>
-      <w:proofErr w:type="spellStart"/>
       <w:r>
         <w:rPr>
           <w:rFonts w:hint="eastAsia"/>
         </w:rPr>
         <w:t>employee.bonus_amount</w:t>
       </w:r>
-      <w:proofErr w:type="spellEnd"/>
       <w:r>
         <w:rPr>
           <w:rFonts w:hint="eastAsia"/>
@@ -651,8 +605,65 @@
       <w:pPr>
         <w:rPr>
           <w:rFonts w:hint="eastAsia"/>
+          <w:noProof/>
         </w:rPr>
       </w:pPr>
+      <w:r>
+        <w:rPr>
+          <w:rFonts w:hint="eastAsia"/>
+          <w:noProof/>
+        </w:rPr>
+        <w:t>{{</w:t>
+      </w:r>
+      <w:r>
+        <w:rPr>
+          <w:rFonts w:hint="eastAsia"/>
+          <w:noProof/>
+        </w:rPr>
+        <w:t>img</w:t>
+      </w:r>
+      <w:r>
+        <w:rPr>
+          <w:rFonts w:hint="eastAsia"/>
+          <w:noProof/>
+        </w:rPr>
+        <w:t xml:space="preserve"> </w:t>
+      </w:r>
+      <w:r>
+        <w:rPr>
+          <w:rFonts w:hint="eastAsia"/>
+          <w:noProof/>
+        </w:rPr>
+        <w:t>image.base64</w:t>
+      </w:r>
+      <w:r>
+        <w:rPr>
+          <w:rFonts w:hint="eastAsia"/>
+          <w:noProof/>
+        </w:rPr>
+        <w:t xml:space="preserve"> </w:t>
+      </w:r>
+      <w:r>
+        <w:rPr>
+          <w:rFonts w:hint="eastAsia"/>
+          <w:noProof/>
+        </w:rPr>
+        <w:t>1</w:t>
+      </w:r>
+      <w:r>
+        <w:rPr>
+          <w:rFonts w:hint="eastAsia"/>
+          <w:noProof/>
+        </w:rPr>
+        <w:t>00</w:t>
+      </w:r>
+      <w:r>
+        <w:rPr>
+          <w:rFonts w:hint="eastAsia"/>
+          <w:noProof/>
+        </w:rPr>
+        <w:t>}}</w:t>
+      </w:r>
     </w:p>
     <w:p>
       <w:pPr>
@@ -666,14 +677,28 @@
           <w:rFonts w:hint="eastAsia"/>
           <w:noProof/>
         </w:rPr>
-        <w:t>{{</w:t>
-      </w:r>
-      <w:r>
-        <w:rPr>
-          <w:rFonts w:hint="eastAsia"/>
-          <w:noProof/>
-        </w:rPr>
-        <w:t>img</w:t>
+        <w:t>{</w:t>
+      </w:r>
+      <w:r>
+        <w:rPr>
+          <w:rFonts w:hint="eastAsia"/>
+          <w:noProof/>
+        </w:rPr>
+        <w:t>{</w:t>
+      </w:r>
+      <w:r>
+        <w:rPr>
+          <w:rFonts w:hint="eastAsia"/>
+          <w:noProof/>
+        </w:rPr>
+        <w:t xml:space="preserve">img </w:t>
+      </w:r>
+      <w:r>
+        <w:rPr>
+          <w:rFonts w:hint="eastAsia"/>
+          <w:noProof/>
+        </w:rPr>
+        <w:t>image.base64</w:t>
       </w:r>
       <w:r>
         <w:rPr>
@@ -684,10 +709,9 @@
       </w:r>
       <w:r>
         <w:rPr>
-          <w:rFonts w:hint="eastAsia"/>
-          <w:noProof/>
-        </w:rPr>
-        <w:t>image.base64</w:t>
+          <w:noProof/>
+        </w:rPr>
+        <w:t>“”</w:t>
       </w:r>
       <w:r>
         <w:rPr>
@@ -701,14 +725,14 @@
           <w:rFonts w:hint="eastAsia"/>
           <w:noProof/>
         </w:rPr>
-        <w:t>1</w:t>
-      </w:r>
-      <w:r>
-        <w:rPr>
-          <w:rFonts w:hint="eastAsia"/>
-          <w:noProof/>
-        </w:rPr>
-        <w:t>00</w:t>
+        <w:t>5</w:t>
+      </w:r>
+      <w:r>
+        <w:rPr>
+          <w:rFonts w:hint="eastAsia"/>
+          <w:noProof/>
+        </w:rPr>
+        <w:t>0</w:t>
       </w:r>
       <w:r>
         <w:rPr>
@@ -725,6 +749,48 @@
           <w:noProof/>
         </w:rPr>
       </w:pPr>
+      <w:r>
+        <w:rPr>
+          <w:rFonts w:hint="eastAsia"/>
+          <w:noProof/>
+        </w:rPr>
+        <w:t>{</w:t>
+      </w:r>
+      <w:r>
+        <w:rPr>
+          <w:rFonts w:hint="eastAsia"/>
+          <w:noProof/>
+        </w:rPr>
+        <w:t>{</w:t>
+      </w:r>
+      <w:r>
+        <w:rPr>
+          <w:rFonts w:hint="eastAsia"/>
+          <w:noProof/>
+        </w:rPr>
+        <w:t xml:space="preserve">img </w:t>
+      </w:r>
+      <w:r>
+        <w:rPr>
+          <w:rFonts w:hint="eastAsia"/>
+          <w:noProof/>
+        </w:rPr>
+        <w:t>image.base64</w:t>
+      </w:r>
+      <w:r>
+        <w:rPr>
+          <w:rFonts w:hint="eastAsia"/>
+          <w:noProof/>
+        </w:rPr>
+        <w:t xml:space="preserve"> 20 20</w:t>
+      </w:r>
+      <w:r>
+        <w:rPr>
+          <w:rFonts w:hint="eastAsia"/>
+          <w:noProof/>
+        </w:rPr>
+        <w:t>}}</w:t>
+      </w:r>
     </w:p>
     <w:p>
       <w:pPr>
@@ -738,28 +804,20 @@
           <w:rFonts w:hint="eastAsia"/>
           <w:noProof/>
         </w:rPr>
-        <w:t>{</w:t>
-      </w:r>
-      <w:r>
-        <w:rPr>
-          <w:rFonts w:hint="eastAsia"/>
-          <w:noProof/>
-        </w:rPr>
-        <w:t>{</w:t>
-      </w:r>
-      <w:r>
-        <w:rPr>
-          <w:rFonts w:hint="eastAsia"/>
-          <w:noProof/>
-        </w:rPr>
-        <w:t xml:space="preserve">img </w:t>
-      </w:r>
-      <w:r>
-        <w:rPr>
-          <w:rFonts w:hint="eastAsia"/>
-          <w:noProof/>
-        </w:rPr>
-        <w:t>image.base64</w:t>
+        <w:t>图片覆盖在文字上方</w:t>
+      </w:r>
+      <w:r>
+        <w:rPr>
+          <w:rFonts w:hint="eastAsia"/>
+          <w:noProof/>
+        </w:rPr>
+        <w:t>{{img image.</w:t>
+      </w:r>
+      <w:r>
+        <w:rPr>
+          <w:noProof/>
+        </w:rPr>
+        <w:t>image_anchor</w:t>
       </w:r>
       <w:r>
         <w:rPr>
@@ -770,26 +828,6 @@
       </w:r>
       <w:r>
         <w:rPr>
-          <w:noProof/>
-        </w:rPr>
-        <w:t>“”</w:t>
-      </w:r>
-      <w:r>
-        <w:rPr>
-          <w:rFonts w:hint="eastAsia"/>
-          <w:noProof/>
-        </w:rPr>
-        <w:t xml:space="preserve"> </w:t>
-      </w:r>
-      <w:r>
-        <w:rPr>
-          <w:rFonts w:hint="eastAsia"/>
-          <w:noProof/>
-        </w:rPr>
-        <w:t>5</w:t>
-      </w:r>
-      <w:r>
-        <w:rPr>
           <w:rFonts w:hint="eastAsia"/>
           <w:noProof/>
         </w:rPr>
@@ -800,74 +838,22 @@
           <w:rFonts w:hint="eastAsia"/>
           <w:noProof/>
         </w:rPr>
+        <w:t xml:space="preserve"> 50</w:t>
+      </w:r>
+      <w:r>
+        <w:rPr>
+          <w:rFonts w:hint="eastAsia"/>
+          <w:noProof/>
+        </w:rPr>
+        <w:t xml:space="preserve"> image.options</w:t>
+      </w:r>
+      <w:r>
+        <w:rPr>
+          <w:rFonts w:hint="eastAsia"/>
+          <w:noProof/>
+        </w:rPr>
         <w:t>}}</w:t>
       </w:r>
-    </w:p>
-    <w:p>
-      <w:pPr>
-        <w:rPr>
-          <w:rFonts w:hint="eastAsia"/>
-          <w:noProof/>
-        </w:rPr>
-      </w:pPr>
-    </w:p>
-    <w:p>
-      <w:pPr>
-        <w:rPr>
-          <w:rFonts w:hint="eastAsia"/>
-          <w:noProof/>
-        </w:rPr>
-      </w:pPr>
-      <w:r>
-        <w:rPr>
-          <w:rFonts w:hint="eastAsia"/>
-          <w:noProof/>
-        </w:rPr>
-        <w:t>{</w:t>
-      </w:r>
-      <w:r>
-        <w:rPr>
-          <w:rFonts w:hint="eastAsia"/>
-          <w:noProof/>
-        </w:rPr>
-        <w:t>{</w:t>
-      </w:r>
-      <w:r>
-        <w:rPr>
-          <w:rFonts w:hint="eastAsia"/>
-          <w:noProof/>
-        </w:rPr>
-        <w:t xml:space="preserve">img </w:t>
-      </w:r>
-      <w:r>
-        <w:rPr>
-          <w:rFonts w:hint="eastAsia"/>
-          <w:noProof/>
-        </w:rPr>
-        <w:t>image.base64</w:t>
-      </w:r>
-      <w:r>
-        <w:rPr>
-          <w:rFonts w:hint="eastAsia"/>
-          <w:noProof/>
-        </w:rPr>
-        <w:t xml:space="preserve"> 20 20</w:t>
-      </w:r>
-      <w:r>
-        <w:rPr>
-          <w:rFonts w:hint="eastAsia"/>
-          <w:noProof/>
-        </w:rPr>
-        <w:t>}}</w:t>
-      </w:r>
-    </w:p>
-    <w:p>
-      <w:pPr>
-        <w:rPr>
-          <w:rFonts w:hint="eastAsia"/>
-          <w:noProof/>
-        </w:rPr>
-      </w:pPr>
     </w:p>
     <w:p>
       <w:pPr>
@@ -920,6 +906,64 @@
     </w:sectPr>
   </w:body>
 </w:document>
+</file>
+
+<file path=word/endnotes.xml><?xml version="1.0" encoding="utf-8"?>
+<w:endnotes xmlns:wpc="http://schemas.microsoft.com/office/word/2010/wordprocessingCanvas" xmlns:cx="http://schemas.microsoft.com/office/drawing/2014/chartex" xmlns:cx1="http://schemas.microsoft.com/office/drawing/2015/9/8/chartex" xmlns:cx2="http://schemas.microsoft.com/office/drawing/2015/10/21/chartex" xmlns:cx3="http://schemas.microsoft.com/office/drawing/2016/5/9/chartex" xmlns:cx4="http://schemas.microsoft.com/office/drawing/2016/5/10/chartex" xmlns:cx5="http://schemas.microsoft.com/office/drawing/2016/5/11/chartex" xmlns:cx6="http://schemas.microsoft.com/office/drawing/2016/5/12/chartex" xmlns:cx7="http://schemas.microsoft.com/office/drawing/2016/5/13/chartex" xmlns:cx8="http://schemas.microsoft.com/office/drawing/2016/5/14/chartex" xmlns:mc="http://schemas.openxmlformats.org/markup-compatibility/2006" xmlns:aink="http://schemas.microsoft.com/office/drawing/2016/ink" xmlns:am3d="http://schemas.microsoft.com/office/drawing/2017/model3d" xmlns:o="urn:schemas-microsoft-com:office:office" xmlns:oel="http://schemas.microsoft.com/office/2019/extlst" xmlns:r="http://schemas.openxmlformats.org/officeDocument/2006/relationships" xmlns:m="http://schemas.openxmlformats.org/officeDocument/2006/math" xmlns:v="urn:schemas-microsoft-com:vml" xmlns:wp14="http://schemas.microsoft.com/office/word/2010/wordprocessingDrawing" xmlns:wp="http://schemas.openxmlformats.org/drawingml/2006/wordprocessingDrawing" xmlns:w10="urn:schemas-microsoft-com:office:word" xmlns:w="http://schemas.openxmlformats.org/wordprocessingml/2006/main" xmlns:w14="http://schemas.microsoft.com/office/word/2010/wordml" xmlns:w15="http://schemas.microsoft.com/office/word/2012/wordml" xmlns:w16cex="http://schemas.microsoft.com/office/word/2018/wordml/cex" xmlns:w16cid="http://schemas.microsoft.com/office/word/2016/wordml/cid" xmlns:w16="http://schemas.microsoft.com/office/word/2018/wordml" xmlns:w16du="http://schemas.microsoft.com/office/word/2023/wordml/word16du" xmlns:w16sdtdh="http://schemas.microsoft.com/office/word/2020/wordml/sdtdatahash" xmlns:w16sdtfl="http://schemas.microsoft.com/office/word/2024/wordml/sdtformatlock" xmlns:w16se="http://schemas.microsoft.com/office/word/2015/wordml/symex" xmlns:wpg="http://schemas.microsoft.com/office/word/2010/wordprocessingGroup" xmlns:wpi="http://schemas.microsoft.com/office/word/2010/wordprocessingInk" xmlns:wne="http://schemas.microsoft.com/office/word/2006/wordml" xmlns:wps="http://schemas.microsoft.com/office/word/2010/wordprocessingShape" mc:Ignorable="w14 w15 w16se w16cid w16 w16cex w16sdtdh w16sdtfl w16du wp14">
+  <w:endnote w:type="separator" w:id="-1">
+    <w:p>
+      <w:pPr>
+        <w:rPr>
+          <w:rFonts w:hint="eastAsia"/>
+        </w:rPr>
+      </w:pPr>
+      <w:r>
+        <w:separator/>
+      </w:r>
+    </w:p>
+  </w:endnote>
+  <w:endnote w:type="continuationSeparator" w:id="0">
+    <w:p>
+      <w:pPr>
+        <w:rPr>
+          <w:rFonts w:hint="eastAsia"/>
+        </w:rPr>
+      </w:pPr>
+      <w:r>
+        <w:continuationSeparator/>
+      </w:r>
+    </w:p>
+  </w:endnote>
+</w:endnotes>
+</file>
+
+<file path=word/footnotes.xml><?xml version="1.0" encoding="utf-8"?>
+<w:footnotes xmlns:wpc="http://schemas.microsoft.com/office/word/2010/wordprocessingCanvas" xmlns:cx="http://schemas.microsoft.com/office/drawing/2014/chartex" xmlns:cx1="http://schemas.microsoft.com/office/drawing/2015/9/8/chartex" xmlns:cx2="http://schemas.microsoft.com/office/drawing/2015/10/21/chartex" xmlns:cx3="http://schemas.microsoft.com/office/drawing/2016/5/9/chartex" xmlns:cx4="http://schemas.microsoft.com/office/drawing/2016/5/10/chartex" xmlns:cx5="http://schemas.microsoft.com/office/drawing/2016/5/11/chartex" xmlns:cx6="http://schemas.microsoft.com/office/drawing/2016/5/12/chartex" xmlns:cx7="http://schemas.microsoft.com/office/drawing/2016/5/13/chartex" xmlns:cx8="http://schemas.microsoft.com/office/drawing/2016/5/14/chartex" xmlns:mc="http://schemas.openxmlformats.org/markup-compatibility/2006" xmlns:aink="http://schemas.microsoft.com/office/drawing/2016/ink" xmlns:am3d="http://schemas.microsoft.com/office/drawing/2017/model3d" xmlns:o="urn:schemas-microsoft-com:office:office" xmlns:oel="http://schemas.microsoft.com/office/2019/extlst" xmlns:r="http://schemas.openxmlformats.org/officeDocument/2006/relationships" xmlns:m="http://schemas.openxmlformats.org/officeDocument/2006/math" xmlns:v="urn:schemas-microsoft-com:vml" xmlns:wp14="http://schemas.microsoft.com/office/word/2010/wordprocessingDrawing" xmlns:wp="http://schemas.openxmlformats.org/drawingml/2006/wordprocessingDrawing" xmlns:w10="urn:schemas-microsoft-com:office:word" xmlns:w="http://schemas.openxmlformats.org/wordprocessingml/2006/main" xmlns:w14="http://schemas.microsoft.com/office/word/2010/wordml" xmlns:w15="http://schemas.microsoft.com/office/word/2012/wordml" xmlns:w16cex="http://schemas.microsoft.com/office/word/2018/wordml/cex" xmlns:w16cid="http://schemas.microsoft.com/office/word/2016/wordml/cid" xmlns:w16="http://schemas.microsoft.com/office/word/2018/wordml" xmlns:w16du="http://schemas.microsoft.com/office/word/2023/wordml/word16du" xmlns:w16sdtdh="http://schemas.microsoft.com/office/word/2020/wordml/sdtdatahash" xmlns:w16sdtfl="http://schemas.microsoft.com/office/word/2024/wordml/sdtformatlock" xmlns:w16se="http://schemas.microsoft.com/office/word/2015/wordml/symex" xmlns:wpg="http://schemas.microsoft.com/office/word/2010/wordprocessingGroup" xmlns:wpi="http://schemas.microsoft.com/office/word/2010/wordprocessingInk" xmlns:wne="http://schemas.microsoft.com/office/word/2006/wordml" xmlns:wps="http://schemas.microsoft.com/office/word/2010/wordprocessingShape" mc:Ignorable="w14 w15 w16se w16cid w16 w16cex w16sdtdh w16sdtfl w16du wp14">
+  <w:footnote w:type="separator" w:id="-1">
+    <w:p>
+      <w:pPr>
+        <w:rPr>
+          <w:rFonts w:hint="eastAsia"/>
+        </w:rPr>
+      </w:pPr>
+      <w:r>
+        <w:separator/>
+      </w:r>
+    </w:p>
+  </w:footnote>
+  <w:footnote w:type="continuationSeparator" w:id="0">
+    <w:p>
+      <w:pPr>
+        <w:rPr>
+          <w:rFonts w:hint="eastAsia"/>
+        </w:rPr>
+      </w:pPr>
+      <w:r>
+        <w:continuationSeparator/>
+      </w:r>
+    </w:p>
+  </w:footnote>
+</w:footnotes>
 </file>
 
 <file path=word/styles.xml><?xml version="1.0" encoding="utf-8"?>
@@ -1524,6 +1568,7 @@
   <w:style w:type="character" w:default="1" w:styleId="a0">
     <w:name w:val="Default Paragraph Font"/>
     <w:uiPriority w:val="1"/>
+    <w:semiHidden/>
     <w:unhideWhenUsed/>
   </w:style>
   <w:style w:type="table" w:default="1" w:styleId="a1">
@@ -1857,6 +1902,68 @@
         <w:insideV w:val="single" w:sz="4" w:space="0" w:color="auto"/>
       </w:tblBorders>
     </w:tblPr>
+  </w:style>
+  <w:style w:type="paragraph" w:styleId="af">
+    <w:name w:val="header"/>
+    <w:basedOn w:val="a"/>
+    <w:link w:val="af0"/>
+    <w:uiPriority w:val="99"/>
+    <w:unhideWhenUsed/>
+    <w:rsid w:val="00F466AF"/>
+    <w:pPr>
+      <w:tabs>
+        <w:tab w:val="center" w:pos="4153"/>
+        <w:tab w:val="right" w:pos="8306"/>
+      </w:tabs>
+      <w:snapToGrid w:val="0"/>
+      <w:jc w:val="center"/>
+    </w:pPr>
+    <w:rPr>
+      <w:sz w:val="18"/>
+      <w:szCs w:val="18"/>
+    </w:rPr>
+  </w:style>
+  <w:style w:type="character" w:customStyle="1" w:styleId="af0">
+    <w:name w:val="页眉 字符"/>
+    <w:basedOn w:val="a0"/>
+    <w:link w:val="af"/>
+    <w:uiPriority w:val="99"/>
+    <w:rsid w:val="00F466AF"/>
+    <w:rPr>
+      <w:sz w:val="18"/>
+      <w:szCs w:val="18"/>
+    </w:rPr>
+  </w:style>
+  <w:style w:type="paragraph" w:styleId="af1">
+    <w:name w:val="footer"/>
+    <w:basedOn w:val="a"/>
+    <w:link w:val="af2"/>
+    <w:uiPriority w:val="99"/>
+    <w:unhideWhenUsed/>
+    <w:rsid w:val="00F466AF"/>
+    <w:pPr>
+      <w:tabs>
+        <w:tab w:val="center" w:pos="4153"/>
+        <w:tab w:val="right" w:pos="8306"/>
+      </w:tabs>
+      <w:snapToGrid w:val="0"/>
+      <w:jc w:val="left"/>
+    </w:pPr>
+    <w:rPr>
+      <w:sz w:val="18"/>
+      <w:szCs w:val="18"/>
+    </w:rPr>
+  </w:style>
+  <w:style w:type="character" w:customStyle="1" w:styleId="af2">
+    <w:name w:val="页脚 字符"/>
+    <w:basedOn w:val="a0"/>
+    <w:link w:val="af1"/>
+    <w:uiPriority w:val="99"/>
+    <w:rsid w:val="00F466AF"/>
+    <w:rPr>
+      <w:sz w:val="18"/>
+      <w:szCs w:val="18"/>
+    </w:rPr>
   </w:style>
 </w:styles>
 </file>

--- a/examples/template.docx
+++ b/examples/template.docx
@@ -48,7 +48,23 @@
         <w:rPr>
           <w:rFonts w:hint="eastAsia"/>
         </w:rPr>
-        <w:t>部门: {{employee.department}}</w:t>
+        <w:t>部门: {{</w:t>
+      </w:r>
+      <w:proofErr w:type="spellStart"/>
+      <w:proofErr w:type="gramStart"/>
+      <w:r>
+        <w:rPr>
+          <w:rFonts w:hint="eastAsia"/>
+        </w:rPr>
+        <w:t>employee.department</w:t>
+      </w:r>
+      <w:proofErr w:type="spellEnd"/>
+      <w:proofErr w:type="gramEnd"/>
+      <w:r>
+        <w:rPr>
+          <w:rFonts w:hint="eastAsia"/>
+        </w:rPr>
+        <w:t>}}</w:t>
       </w:r>
     </w:p>
     <w:p>
@@ -61,7 +77,29 @@
         <w:rPr>
           <w:rFonts w:hint="eastAsia"/>
         </w:rPr>
-        <w:t>入职日期: {{employee.hire_date}}</w:t>
+        <w:t>入职日期: {{</w:t>
+      </w:r>
+      <w:proofErr w:type="spellStart"/>
+      <w:proofErr w:type="gramStart"/>
+      <w:r>
+        <w:rPr>
+          <w:rFonts w:hint="eastAsia"/>
+        </w:rPr>
+        <w:t>employee.hire</w:t>
+      </w:r>
+      <w:proofErr w:type="gramEnd"/>
+      <w:r>
+        <w:rPr>
+          <w:rFonts w:hint="eastAsia"/>
+        </w:rPr>
+        <w:t>_date</w:t>
+      </w:r>
+      <w:proofErr w:type="spellEnd"/>
+      <w:r>
+        <w:rPr>
+          <w:rFonts w:hint="eastAsia"/>
+        </w:rPr>
+        <w:t>}}</w:t>
       </w:r>
     </w:p>
     <w:p>
@@ -94,14 +132,29 @@
         <w:rPr>
           <w:rFonts w:hint="eastAsia"/>
         </w:rPr>
-        <w:t>{{#each proj</w:t>
+        <w:t xml:space="preserve">{{#each </w:t>
+      </w:r>
+      <w:proofErr w:type="gramStart"/>
+      <w:r>
+        <w:rPr>
+          <w:rFonts w:hint="eastAsia"/>
+        </w:rPr>
+        <w:t>proj</w:t>
       </w:r>
       <w:r>
         <w:rPr>
           <w:rFonts w:hint="eastAsia"/>
           <w:color w:val="4EA72E" w:themeColor="accent6"/>
         </w:rPr>
-        <w:t>ects}</w:t>
+        <w:t>ects</w:t>
+      </w:r>
+      <w:proofErr w:type="gramEnd"/>
+      <w:r>
+        <w:rPr>
+          <w:rFonts w:hint="eastAsia"/>
+          <w:color w:val="4EA72E" w:themeColor="accent6"/>
+        </w:rPr>
+        <w:t>}</w:t>
       </w:r>
       <w:r>
         <w:rPr>
@@ -120,7 +173,21 @@
         <w:rPr>
           <w:rFonts w:hint="eastAsia"/>
         </w:rPr>
-        <w:t>- {{name}}: {{description}} ({{status}}){{/each}}</w:t>
+        <w:t>- {{name}}: {{description}} ({{status}</w:t>
+      </w:r>
+      <w:proofErr w:type="gramStart"/>
+      <w:r>
+        <w:rPr>
+          <w:rFonts w:hint="eastAsia"/>
+        </w:rPr>
+        <w:t>}){</w:t>
+      </w:r>
+      <w:proofErr w:type="gramEnd"/>
+      <w:r>
+        <w:rPr>
+          <w:rFonts w:hint="eastAsia"/>
+        </w:rPr>
+        <w:t>{/each}}</w:t>
       </w:r>
     </w:p>
     <w:p>
@@ -258,7 +325,14 @@
               <w:rPr>
                 <w:rFonts w:hint="eastAsia"/>
               </w:rPr>
-              <w:t>{{#each proj</w:t>
+              <w:t xml:space="preserve">{{#each </w:t>
+            </w:r>
+            <w:proofErr w:type="gramStart"/>
+            <w:r>
+              <w:rPr>
+                <w:rFonts w:hint="eastAsia"/>
+              </w:rPr>
+              <w:t>proj</w:t>
             </w:r>
             <w:r>
               <w:rPr>
@@ -271,7 +345,14 @@
               <w:rPr>
                 <w:rFonts w:hint="eastAsia"/>
               </w:rPr>
-              <w:t>}{{name}}</w:t>
+              <w:t>}{</w:t>
+            </w:r>
+            <w:proofErr w:type="gramEnd"/>
+            <w:r>
+              <w:rPr>
+                <w:rFonts w:hint="eastAsia"/>
+              </w:rPr>
+              <w:t>{name}}</w:t>
             </w:r>
           </w:p>
         </w:tc>
@@ -423,14 +504,29 @@
               <w:rPr>
                 <w:rFonts w:hint="eastAsia"/>
               </w:rPr>
-              <w:t>{{/each}}</w:t>
-            </w:r>
-            <w:r>
-              <w:rPr>
-                <w:rFonts w:hint="eastAsia"/>
-              </w:rPr>
-              <w:t>{{</w:t>
-            </w:r>
+              <w:t>{{/each</w:t>
+            </w:r>
+            <w:proofErr w:type="gramStart"/>
+            <w:r>
+              <w:rPr>
+                <w:rFonts w:hint="eastAsia"/>
+              </w:rPr>
+              <w:t>}}</w:t>
+            </w:r>
+            <w:r>
+              <w:rPr>
+                <w:rFonts w:hint="eastAsia"/>
+              </w:rPr>
+              <w:t>{</w:t>
+            </w:r>
+            <w:proofErr w:type="gramEnd"/>
+            <w:r>
+              <w:rPr>
+                <w:rFonts w:hint="eastAsia"/>
+              </w:rPr>
+              <w:t>{</w:t>
+            </w:r>
+            <w:proofErr w:type="spellStart"/>
             <w:r>
               <w:t>removeTableRo</w:t>
             </w:r>
@@ -440,6 +536,7 @@
               </w:rPr>
               <w:t>w</w:t>
             </w:r>
+            <w:proofErr w:type="spellEnd"/>
             <w:r>
               <w:rPr>
                 <w:rFonts w:hint="eastAsia"/>
@@ -552,7 +649,21 @@
         <w:rPr>
           <w:rFonts w:hint="eastAsia"/>
         </w:rPr>
-        <w:t xml:space="preserve"> employee.has_bonus}}</w:t>
+        <w:t xml:space="preserve"> </w:t>
+      </w:r>
+      <w:proofErr w:type="spellStart"/>
+      <w:r>
+        <w:rPr>
+          <w:rFonts w:hint="eastAsia"/>
+        </w:rPr>
+        <w:t>employee.has_bonus</w:t>
+      </w:r>
+      <w:proofErr w:type="spellEnd"/>
+      <w:r>
+        <w:rPr>
+          <w:rFonts w:hint="eastAsia"/>
+        </w:rPr>
+        <w:t>}}</w:t>
       </w:r>
     </w:p>
     <w:p>
@@ -574,18 +685,37 @@
         </w:rPr>
         <w:t>¥{{</w:t>
       </w:r>
-      <w:r>
-        <w:rPr>
-          <w:rFonts w:hint="eastAsia"/>
-        </w:rPr>
-        <w:t>employee.bonus_amount</w:t>
-      </w:r>
+      <w:proofErr w:type="spellStart"/>
+      <w:proofErr w:type="gramStart"/>
+      <w:r>
+        <w:rPr>
+          <w:rFonts w:hint="eastAsia"/>
+        </w:rPr>
+        <w:t>employee.bonus</w:t>
+      </w:r>
+      <w:proofErr w:type="gramEnd"/>
+      <w:r>
+        <w:rPr>
+          <w:rFonts w:hint="eastAsia"/>
+        </w:rPr>
+        <w:t>_amount</w:t>
+      </w:r>
+      <w:proofErr w:type="spellEnd"/>
+      <w:proofErr w:type="gramStart"/>
       <w:r>
         <w:rPr>
           <w:rFonts w:hint="eastAsia"/>
           <w:color w:val="EE0000"/>
         </w:rPr>
-        <w:t>}}{{/</w:t>
+        <w:t>}}{</w:t>
+      </w:r>
+      <w:proofErr w:type="gramEnd"/>
+      <w:r>
+        <w:rPr>
+          <w:rFonts w:hint="eastAsia"/>
+          <w:color w:val="EE0000"/>
+        </w:rPr>
+        <w:t>{/</w:t>
       </w:r>
       <w:r>
         <w:rPr>
@@ -899,6 +1029,8 @@
       </w:r>
     </w:p>
     <w:sectPr>
+      <w:headerReference w:type="default" r:id="rId6"/>
+      <w:footerReference w:type="default" r:id="rId7"/>
       <w:pgSz w:w="11906" w:h="16838"/>
       <w:pgMar w:top="1440" w:right="1800" w:bottom="1440" w:left="1800" w:header="851" w:footer="992" w:gutter="0"/>
       <w:cols w:space="425"/>
@@ -937,6 +1069,101 @@
 </w:endnotes>
 </file>
 
+<file path=word/footer1.xml><?xml version="1.0" encoding="utf-8"?>
+<w:ftr xmlns:wpc="http://schemas.microsoft.com/office/word/2010/wordprocessingCanvas" xmlns:cx="http://schemas.microsoft.com/office/drawing/2014/chartex" xmlns:cx1="http://schemas.microsoft.com/office/drawing/2015/9/8/chartex" xmlns:cx2="http://schemas.microsoft.com/office/drawing/2015/10/21/chartex" xmlns:cx3="http://schemas.microsoft.com/office/drawing/2016/5/9/chartex" xmlns:cx4="http://schemas.microsoft.com/office/drawing/2016/5/10/chartex" xmlns:cx5="http://schemas.microsoft.com/office/drawing/2016/5/11/chartex" xmlns:cx6="http://schemas.microsoft.com/office/drawing/2016/5/12/chartex" xmlns:cx7="http://schemas.microsoft.com/office/drawing/2016/5/13/chartex" xmlns:cx8="http://schemas.microsoft.com/office/drawing/2016/5/14/chartex" xmlns:mc="http://schemas.openxmlformats.org/markup-compatibility/2006" xmlns:aink="http://schemas.microsoft.com/office/drawing/2016/ink" xmlns:am3d="http://schemas.microsoft.com/office/drawing/2017/model3d" xmlns:o="urn:schemas-microsoft-com:office:office" xmlns:oel="http://schemas.microsoft.com/office/2019/extlst" xmlns:r="http://schemas.openxmlformats.org/officeDocument/2006/relationships" xmlns:m="http://schemas.openxmlformats.org/officeDocument/2006/math" xmlns:v="urn:schemas-microsoft-com:vml" xmlns:wp14="http://schemas.microsoft.com/office/word/2010/wordprocessingDrawing" xmlns:wp="http://schemas.openxmlformats.org/drawingml/2006/wordprocessingDrawing" xmlns:w10="urn:schemas-microsoft-com:office:word" xmlns:w="http://schemas.openxmlformats.org/wordprocessingml/2006/main" xmlns:w14="http://schemas.microsoft.com/office/word/2010/wordml" xmlns:w15="http://schemas.microsoft.com/office/word/2012/wordml" xmlns:w16cex="http://schemas.microsoft.com/office/word/2018/wordml/cex" xmlns:w16cid="http://schemas.microsoft.com/office/word/2016/wordml/cid" xmlns:w16="http://schemas.microsoft.com/office/word/2018/wordml" xmlns:w16du="http://schemas.microsoft.com/office/word/2023/wordml/word16du" xmlns:w16sdtdh="http://schemas.microsoft.com/office/word/2020/wordml/sdtdatahash" xmlns:w16sdtfl="http://schemas.microsoft.com/office/word/2024/wordml/sdtformatlock" xmlns:w16se="http://schemas.microsoft.com/office/word/2015/wordml/symex" xmlns:wpg="http://schemas.microsoft.com/office/word/2010/wordprocessingGroup" xmlns:wpi="http://schemas.microsoft.com/office/word/2010/wordprocessingInk" xmlns:wne="http://schemas.microsoft.com/office/word/2006/wordml" xmlns:wps="http://schemas.microsoft.com/office/word/2010/wordprocessingShape" mc:Ignorable="w14 w15 w16se w16cid w16 w16cex w16sdtdh w16sdtfl w16du wp14">
+  <w:p>
+    <w:pPr>
+      <w:pStyle w:val="af1"/>
+      <w:rPr>
+        <w:rFonts w:hint="eastAsia"/>
+      </w:rPr>
+    </w:pPr>
+    <w:r>
+      <w:rPr>
+        <w:rFonts w:hint="eastAsia"/>
+      </w:rPr>
+      <w:t>{{</w:t>
+    </w:r>
+    <w:proofErr w:type="spellStart"/>
+    <w:r>
+      <w:rPr>
+        <w:rFonts w:hint="eastAsia"/>
+      </w:rPr>
+      <w:t>employee.department</w:t>
+    </w:r>
+    <w:proofErr w:type="spellEnd"/>
+    <w:r>
+      <w:rPr>
+        <w:rFonts w:hint="eastAsia"/>
+      </w:rPr>
+      <w:t>}}</w:t>
+    </w:r>
+    <w:r>
+      <w:rPr>
+        <w:rFonts w:hint="eastAsia"/>
+      </w:rPr>
+      <w:t>-测试页脚1</w:t>
+    </w:r>
+    <w:r>
+      <w:ptab w:relativeTo="margin" w:alignment="center" w:leader="none"/>
+    </w:r>
+    <w:r>
+      <w:rPr>
+        <w:rFonts w:hint="eastAsia"/>
+      </w:rPr>
+      <w:t>{{</w:t>
+    </w:r>
+    <w:proofErr w:type="spellStart"/>
+    <w:r>
+      <w:rPr>
+        <w:rFonts w:hint="eastAsia"/>
+      </w:rPr>
+      <w:t>employee.hire_date</w:t>
+    </w:r>
+    <w:proofErr w:type="spellEnd"/>
+    <w:r>
+      <w:rPr>
+        <w:rFonts w:hint="eastAsia"/>
+      </w:rPr>
+      <w:t>}}-页脚</w:t>
+    </w:r>
+    <w:r>
+      <w:rPr>
+        <w:rFonts w:hint="eastAsia"/>
+      </w:rPr>
+      <w:t>2</w:t>
+    </w:r>
+    <w:r>
+      <w:ptab w:relativeTo="margin" w:alignment="right" w:leader="none"/>
+    </w:r>
+    <w:r>
+      <w:rPr>
+        <w:rFonts w:hint="eastAsia"/>
+      </w:rPr>
+      <w:t>{{employee.</w:t>
+    </w:r>
+    <w:r>
+      <w:rPr>
+        <w:rFonts w:hint="eastAsia"/>
+      </w:rPr>
+      <w:t>name</w:t>
+    </w:r>
+    <w:r>
+      <w:rPr>
+        <w:rFonts w:hint="eastAsia"/>
+      </w:rPr>
+      <w:t>}}-页脚</w:t>
+    </w:r>
+    <w:r>
+      <w:rPr>
+        <w:rFonts w:hint="eastAsia"/>
+      </w:rPr>
+      <w:t>3</w:t>
+    </w:r>
+  </w:p>
+</w:ftr>
+</file>
+
 <file path=word/footnotes.xml><?xml version="1.0" encoding="utf-8"?>
 <w:footnotes xmlns:wpc="http://schemas.microsoft.com/office/word/2010/wordprocessingCanvas" xmlns:cx="http://schemas.microsoft.com/office/drawing/2014/chartex" xmlns:cx1="http://schemas.microsoft.com/office/drawing/2015/9/8/chartex" xmlns:cx2="http://schemas.microsoft.com/office/drawing/2015/10/21/chartex" xmlns:cx3="http://schemas.microsoft.com/office/drawing/2016/5/9/chartex" xmlns:cx4="http://schemas.microsoft.com/office/drawing/2016/5/10/chartex" xmlns:cx5="http://schemas.microsoft.com/office/drawing/2016/5/11/chartex" xmlns:cx6="http://schemas.microsoft.com/office/drawing/2016/5/12/chartex" xmlns:cx7="http://schemas.microsoft.com/office/drawing/2016/5/13/chartex" xmlns:cx8="http://schemas.microsoft.com/office/drawing/2016/5/14/chartex" xmlns:mc="http://schemas.openxmlformats.org/markup-compatibility/2006" xmlns:aink="http://schemas.microsoft.com/office/drawing/2016/ink" xmlns:am3d="http://schemas.microsoft.com/office/drawing/2017/model3d" xmlns:o="urn:schemas-microsoft-com:office:office" xmlns:oel="http://schemas.microsoft.com/office/2019/extlst" xmlns:r="http://schemas.openxmlformats.org/officeDocument/2006/relationships" xmlns:m="http://schemas.openxmlformats.org/officeDocument/2006/math" xmlns:v="urn:schemas-microsoft-com:vml" xmlns:wp14="http://schemas.microsoft.com/office/word/2010/wordprocessingDrawing" xmlns:wp="http://schemas.openxmlformats.org/drawingml/2006/wordprocessingDrawing" xmlns:w10="urn:schemas-microsoft-com:office:word" xmlns:w="http://schemas.openxmlformats.org/wordprocessingml/2006/main" xmlns:w14="http://schemas.microsoft.com/office/word/2010/wordml" xmlns:w15="http://schemas.microsoft.com/office/word/2012/wordml" xmlns:w16cex="http://schemas.microsoft.com/office/word/2018/wordml/cex" xmlns:w16cid="http://schemas.microsoft.com/office/word/2016/wordml/cid" xmlns:w16="http://schemas.microsoft.com/office/word/2018/wordml" xmlns:w16du="http://schemas.microsoft.com/office/word/2023/wordml/word16du" xmlns:w16sdtdh="http://schemas.microsoft.com/office/word/2020/wordml/sdtdatahash" xmlns:w16sdtfl="http://schemas.microsoft.com/office/word/2024/wordml/sdtformatlock" xmlns:w16se="http://schemas.microsoft.com/office/word/2015/wordml/symex" xmlns:wpg="http://schemas.microsoft.com/office/word/2010/wordprocessingGroup" xmlns:wpi="http://schemas.microsoft.com/office/word/2010/wordprocessingInk" xmlns:wne="http://schemas.microsoft.com/office/word/2006/wordml" xmlns:wps="http://schemas.microsoft.com/office/word/2010/wordprocessingShape" mc:Ignorable="w14 w15 w16se w16cid w16 w16cex w16sdtdh w16sdtfl w16du wp14">
   <w:footnote w:type="separator" w:id="-1">
@@ -964,6 +1191,45 @@
     </w:p>
   </w:footnote>
 </w:footnotes>
+</file>
+
+<file path=word/header1.xml><?xml version="1.0" encoding="utf-8"?>
+<w:hdr xmlns:wpc="http://schemas.microsoft.com/office/word/2010/wordprocessingCanvas" xmlns:cx="http://schemas.microsoft.com/office/drawing/2014/chartex" xmlns:cx1="http://schemas.microsoft.com/office/drawing/2015/9/8/chartex" xmlns:cx2="http://schemas.microsoft.com/office/drawing/2015/10/21/chartex" xmlns:cx3="http://schemas.microsoft.com/office/drawing/2016/5/9/chartex" xmlns:cx4="http://schemas.microsoft.com/office/drawing/2016/5/10/chartex" xmlns:cx5="http://schemas.microsoft.com/office/drawing/2016/5/11/chartex" xmlns:cx6="http://schemas.microsoft.com/office/drawing/2016/5/12/chartex" xmlns:cx7="http://schemas.microsoft.com/office/drawing/2016/5/13/chartex" xmlns:cx8="http://schemas.microsoft.com/office/drawing/2016/5/14/chartex" xmlns:mc="http://schemas.openxmlformats.org/markup-compatibility/2006" xmlns:aink="http://schemas.microsoft.com/office/drawing/2016/ink" xmlns:am3d="http://schemas.microsoft.com/office/drawing/2017/model3d" xmlns:o="urn:schemas-microsoft-com:office:office" xmlns:oel="http://schemas.microsoft.com/office/2019/extlst" xmlns:r="http://schemas.openxmlformats.org/officeDocument/2006/relationships" xmlns:m="http://schemas.openxmlformats.org/officeDocument/2006/math" xmlns:v="urn:schemas-microsoft-com:vml" xmlns:wp14="http://schemas.microsoft.com/office/word/2010/wordprocessingDrawing" xmlns:wp="http://schemas.openxmlformats.org/drawingml/2006/wordprocessingDrawing" xmlns:w10="urn:schemas-microsoft-com:office:word" xmlns:w="http://schemas.openxmlformats.org/wordprocessingml/2006/main" xmlns:w14="http://schemas.microsoft.com/office/word/2010/wordml" xmlns:w15="http://schemas.microsoft.com/office/word/2012/wordml" xmlns:w16cex="http://schemas.microsoft.com/office/word/2018/wordml/cex" xmlns:w16cid="http://schemas.microsoft.com/office/word/2016/wordml/cid" xmlns:w16="http://schemas.microsoft.com/office/word/2018/wordml" xmlns:w16du="http://schemas.microsoft.com/office/word/2023/wordml/word16du" xmlns:w16sdtdh="http://schemas.microsoft.com/office/word/2020/wordml/sdtdatahash" xmlns:w16sdtfl="http://schemas.microsoft.com/office/word/2024/wordml/sdtformatlock" xmlns:w16se="http://schemas.microsoft.com/office/word/2015/wordml/symex" xmlns:wpg="http://schemas.microsoft.com/office/word/2010/wordprocessingGroup" xmlns:wpi="http://schemas.microsoft.com/office/word/2010/wordprocessingInk" xmlns:wne="http://schemas.microsoft.com/office/word/2006/wordml" xmlns:wps="http://schemas.microsoft.com/office/word/2010/wordprocessingShape" mc:Ignorable="w14 w15 w16se w16cid w16 w16cex w16sdtdh w16sdtfl w16du wp14">
+  <w:p>
+    <w:pPr>
+      <w:pStyle w:val="af"/>
+      <w:rPr>
+        <w:rFonts w:hint="eastAsia"/>
+      </w:rPr>
+    </w:pPr>
+    <w:r>
+      <w:rPr>
+        <w:rFonts w:hint="eastAsia"/>
+      </w:rPr>
+      <w:t>测试页眉-{{</w:t>
+    </w:r>
+    <w:r>
+      <w:rPr>
+        <w:rFonts w:hint="eastAsia"/>
+      </w:rPr>
+      <w:t>employee.name</w:t>
+    </w:r>
+    <w:r>
+      <w:rPr>
+        <w:rFonts w:hint="eastAsia"/>
+      </w:rPr>
+      <w:t>}}</w:t>
+    </w:r>
+  </w:p>
+  <w:p>
+    <w:pPr>
+      <w:pStyle w:val="af"/>
+      <w:rPr>
+        <w:rFonts w:hint="eastAsia"/>
+      </w:rPr>
+    </w:pPr>
+  </w:p>
+</w:hdr>
 </file>
 
 <file path=word/styles.xml><?xml version="1.0" encoding="utf-8"?>

--- a/examples/template.docx
+++ b/examples/template.docx
@@ -14,7 +14,13 @@
         <w:rPr>
           <w:rFonts w:hint="eastAsia"/>
         </w:rPr>
-        <w:t>员工姓名: {</w:t>
+        <w:t>Employee Name</w:t>
+      </w:r>
+      <w:r>
+        <w:rPr>
+          <w:rFonts w:hint="eastAsia"/>
+        </w:rPr>
+        <w:t>: {</w:t>
       </w:r>
       <w:r>
         <w:rPr>
@@ -48,7 +54,13 @@
         <w:rPr>
           <w:rFonts w:hint="eastAsia"/>
         </w:rPr>
-        <w:t>部门: {{</w:t>
+        <w:t>Department</w:t>
+      </w:r>
+      <w:r>
+        <w:rPr>
+          <w:rFonts w:hint="eastAsia"/>
+        </w:rPr>
+        <w:t>: {{</w:t>
       </w:r>
       <w:proofErr w:type="spellStart"/>
       <w:proofErr w:type="gramStart"/>
@@ -77,7 +89,13 @@
         <w:rPr>
           <w:rFonts w:hint="eastAsia"/>
         </w:rPr>
-        <w:t>入职日期: {{</w:t>
+        <w:t>Date of joining</w:t>
+      </w:r>
+      <w:r>
+        <w:rPr>
+          <w:rFonts w:hint="eastAsia"/>
+        </w:rPr>
+        <w:t>: {{</w:t>
       </w:r>
       <w:proofErr w:type="spellStart"/>
       <w:proofErr w:type="gramStart"/>
@@ -119,7 +137,13 @@
         <w:rPr>
           <w:rFonts w:hint="eastAsia"/>
         </w:rPr>
-        <w:t>项目经历:</w:t>
+        <w:t>Project Experience</w:t>
+      </w:r>
+      <w:r>
+        <w:rPr>
+          <w:rFonts w:hint="eastAsia"/>
+        </w:rPr>
+        <w:t>:</w:t>
       </w:r>
     </w:p>
     <w:p>
@@ -676,7 +700,13 @@
         <w:rPr>
           <w:rFonts w:hint="eastAsia"/>
         </w:rPr>
-        <w:t xml:space="preserve">奖金: </w:t>
+        <w:t>Bonus</w:t>
+      </w:r>
+      <w:r>
+        <w:rPr>
+          <w:rFonts w:hint="eastAsia"/>
+        </w:rPr>
+        <w:t xml:space="preserve">: </w:t>
       </w:r>
       <w:r>
         <w:rPr>
@@ -934,7 +964,7 @@
           <w:rFonts w:hint="eastAsia"/>
           <w:noProof/>
         </w:rPr>
-        <w:t>图片覆盖在文字上方</w:t>
+        <w:t xml:space="preserve">The image is overlaid on top of the text </w:t>
       </w:r>
       <w:r>
         <w:rPr>
@@ -1085,6 +1115,7 @@
       <w:t>{{</w:t>
     </w:r>
     <w:proofErr w:type="spellStart"/>
+    <w:proofErr w:type="gramStart"/>
     <w:r>
       <w:rPr>
         <w:rFonts w:hint="eastAsia"/>
@@ -1092,17 +1123,36 @@
       <w:t>employee.department</w:t>
     </w:r>
     <w:proofErr w:type="spellEnd"/>
+    <w:proofErr w:type="gramEnd"/>
     <w:r>
       <w:rPr>
         <w:rFonts w:hint="eastAsia"/>
       </w:rPr>
-      <w:t>}}</w:t>
+      <w:t>}}-</w:t>
     </w:r>
     <w:r>
       <w:rPr>
         <w:rFonts w:hint="eastAsia"/>
       </w:rPr>
-      <w:t>-测试页脚1</w:t>
+      <w:t xml:space="preserve"> </w:t>
+    </w:r>
+    <w:r>
+      <w:rPr>
+        <w:rFonts w:hint="eastAsia"/>
+      </w:rPr>
+      <w:t>Test Footer</w:t>
+    </w:r>
+    <w:r>
+      <w:rPr>
+        <w:rFonts w:hint="eastAsia"/>
+      </w:rPr>
+      <w:t>1</w:t>
+    </w:r>
+    <w:r>
+      <w:rPr>
+        <w:rFonts w:hint="eastAsia"/>
+      </w:rPr>
+      <w:t xml:space="preserve"> </w:t>
     </w:r>
     <w:r>
       <w:ptab w:relativeTo="margin" w:alignment="center" w:leader="none"/>
@@ -1114,18 +1164,38 @@
       <w:t>{{</w:t>
     </w:r>
     <w:proofErr w:type="spellStart"/>
+    <w:proofErr w:type="gramStart"/>
     <w:r>
       <w:rPr>
         <w:rFonts w:hint="eastAsia"/>
       </w:rPr>
-      <w:t>employee.hire_date</w:t>
+      <w:t>employee.hire</w:t>
+    </w:r>
+    <w:proofErr w:type="gramEnd"/>
+    <w:r>
+      <w:rPr>
+        <w:rFonts w:hint="eastAsia"/>
+      </w:rPr>
+      <w:t>_date</w:t>
     </w:r>
     <w:proofErr w:type="spellEnd"/>
     <w:r>
       <w:rPr>
         <w:rFonts w:hint="eastAsia"/>
       </w:rPr>
-      <w:t>}}-页脚</w:t>
+      <w:t>}}-</w:t>
+    </w:r>
+    <w:r>
+      <w:rPr>
+        <w:rFonts w:hint="eastAsia"/>
+      </w:rPr>
+      <w:t xml:space="preserve"> </w:t>
+    </w:r>
+    <w:r>
+      <w:rPr>
+        <w:rFonts w:hint="eastAsia"/>
+      </w:rPr>
+      <w:t>Footer</w:t>
     </w:r>
     <w:r>
       <w:rPr>
@@ -1140,19 +1210,19 @@
       <w:rPr>
         <w:rFonts w:hint="eastAsia"/>
       </w:rPr>
-      <w:t>{{employee.</w:t>
+      <w:t>{{employee.name}}-</w:t>
     </w:r>
     <w:r>
       <w:rPr>
         <w:rFonts w:hint="eastAsia"/>
       </w:rPr>
-      <w:t>name</w:t>
+      <w:t xml:space="preserve"> </w:t>
     </w:r>
     <w:r>
       <w:rPr>
         <w:rFonts w:hint="eastAsia"/>
       </w:rPr>
-      <w:t>}}-页脚</w:t>
+      <w:t>Footer</w:t>
     </w:r>
     <w:r>
       <w:rPr>
@@ -1206,19 +1276,13 @@
       <w:rPr>
         <w:rFonts w:hint="eastAsia"/>
       </w:rPr>
-      <w:t>测试页眉-{{</w:t>
+      <w:t>Test header</w:t>
     </w:r>
     <w:r>
       <w:rPr>
         <w:rFonts w:hint="eastAsia"/>
       </w:rPr>
-      <w:t>employee.name</w:t>
-    </w:r>
-    <w:r>
-      <w:rPr>
-        <w:rFonts w:hint="eastAsia"/>
-      </w:rPr>
-      <w:t>}}</w:t>
+      <w:t>-{{employee.name}}</w:t>
     </w:r>
   </w:p>
   <w:p>
